--- a/hin/docx/067.content.docx
+++ b/hin/docx/067.content.docx
@@ -41401,7 +41401,7 @@
         <w:rPr>
           <w:lang w:val="hi_IN" w:bidi="hi_IN"/>
         </w:rPr>
-        <w:t>परमेश्वर के स्वभाव के संबंध में, शब्द "एक" (</w:t>
+        <w:t>परमेश्वर के स्वभाव के बारे में सिखाते समय, इब्रानी शब्द '</w:t>
       </w:r>
       <w:r>
         <w:rPr>
@@ -41414,20 +41414,7 @@
         <w:rPr>
           <w:lang w:val="hi_IN" w:bidi="hi_IN"/>
         </w:rPr>
-        <w:t xml:space="preserve">) का अर्थ संयुक्त एकता है, न कि पूर्ण एकवचन। मध्यकालीन यहूदी धर्मशास्त्री मैमून ने तर्क दिया कि परमेश्वर </w:t>
-      </w:r>
-      <w:r>
-        <w:rPr>
-          <w:i/>
-          <w:lang w:val="hi_IN" w:bidi="hi_IN"/>
-        </w:rPr>
-        <w:t>याचिद</w:t>
-      </w:r>
-      <w:r>
-        <w:rPr>
-          <w:lang w:val="hi_IN" w:bidi="hi_IN"/>
-        </w:rPr>
-        <w:t xml:space="preserve"> (एक पूर्ण एकल) थे। लेकिन, पुराना नियम इस शब्द का उपयोग परमेश्वर का वर्णन करने के लिए नहीं करता है। शब्द "</w:t>
+        <w:t>' (जिसका अर्थ 'एक' है) ऐसी एकता को बता सकता है जो एक से ज़्यादा हिस्सों से मिलकर बनी हो। मध्य-युग के जाने-माने यहूदी धर्मशास्त्री मैमोनिडीज़ ने सिखाया था कि परमेश्वर 'याखिद' (पूर्ण अर्थ में एक) हैं। लेकिन, पुराना नियम इस शब्द का उपयोग परमेश्वर का वर्णन करने के लिए नहीं करता है। शब्द "</w:t>
       </w:r>
       <w:r>
         <w:rPr>
